--- a/data/ai_paras/AI_para_111.docx
+++ b/data/ai_paras/AI_para_111.docx
@@ -4,7 +4,7 @@
   <w:body>
     <w:p>
       <w:r>
-        <w:t>In conclusion, the case study of Community General Hospital illuminates the intricate balance required between adhering to established scheduling policies and meeting the pressing staffing needs, particularly for weekend shifts. The analysis underscores the challenges faced by Jane and Carrie in navigating these complex dynamics, from communicating effectively with candidates to adjusting policies without compromising consistency. Strategies such as self-scheduling systems and financial incentives have been identified as viable solutions to attract and retain nursing staff willing to work weekends, thereby addressing immediate staffing shortages while fostering a supportive work environment. As the hospital moves forward, innovative recruitment and retention strategies will be essential in overcoming future staffing challenges, ensuring both policy adherence and operational efficiency. Ultimately, a proactive approach that combines policy flexibility with strategic incentives can enhance recruitment outcomes and contribute to the hospital's long-term stability and success.</w:t>
+        <w:t>To attract candidates who are willing to work weekends, Carrie can explore several additional HR strategies focused on incentives and flexible scheduling options. Offering financial incentives, such as weekend shift differentials or bonuses, can make these shifts more appealing and financially rewarding for potential hires (Ref-s608440). Additionally, implementing flexible scheduling options, such as self-scheduling systems, can empower nurses to have more control over their work hours, accommodating their preferences while ensuring coverage during critical weekend shifts (Ref-s608440). By promoting a supportive work environment through these strategies, Carrie can enhance job satisfaction and attract a broader pool of candidates who are willing to meet the hospital's staffing needs. Moreover, these approaches can help build a positive organizational culture that values and supports its nursing staff, ultimately contributing to improved recruitment and retention outcomes.</w:t>
       </w:r>
     </w:p>
     <w:sectPr>
